--- a/[Foca(s)'TheFocaVault{TheVault(2'(wo)).AA}PP]/{ABSTRACTWORK}/{LANDLORD}SETUP/LiquiiiidResume.docx
+++ b/[Foca(s)'TheFocaVault{TheVault(2'(wo)).AA}PP]/{ABSTRACTWORK}/{LANDLORD}SETUP/LiquiiiidResume.docx
@@ -105,6 +105,17 @@
       </w:r>
       <w:r>
         <w:t>{I}{I}</w:t>
+      </w:r>
+      <w:r>
+        <w:t>’</w:t>
+      </w:r>
+      <w:proofErr w:type="gramStart"/>
+      <w:r>
+        <w:t>{:I</w:t>
+      </w:r>
+      <w:proofErr w:type="gramEnd"/>
+      <w:r>
+        <w:t>:}’POS’T0’)::-‘);’/G{S}AT:/’:-::0::)’;</w:t>
       </w:r>
     </w:p>
     <w:p>
@@ -364,15 +375,21 @@
         </w:rPr>
         <w:t>In]:</w:t>
       </w:r>
-      <w:r>
-        <w:t>https:</w:t>
-      </w:r>
-      <w:r>
-        <w:rPr>
-          <w:b/>
-        </w:rPr>
-        <w:t>//www.linkedin.com/in/shauntmcgovern-joebidensrighthandman/</w:t>
-      </w:r>
+      <w:hyperlink r:id="rId7" w:history="1">
+        <w:r>
+          <w:rPr>
+            <w:rStyle w:val="Hyperlink"/>
+          </w:rPr>
+          <w:t>https:</w:t>
+        </w:r>
+        <w:r>
+          <w:rPr>
+            <w:rStyle w:val="Hyperlink"/>
+            <w:b/>
+          </w:rPr>
+          <w:t>//www.linkedin.com/in/shauntmcgovern-joebidensrighthandman/</w:t>
+        </w:r>
+      </w:hyperlink>
     </w:p>
     <w:p>
       <w:pPr>
@@ -1698,116 +1715,249 @@
           <w:b/>
         </w:rPr>
       </w:pPr>
-      <w:r>
-        <w:rPr>
-          <w:b/>
-        </w:rPr>
-        <w:t xml:space="preserve">Public </w:t>
-      </w:r>
       <w:proofErr w:type="gramStart"/>
       <w:r>
         <w:rPr>
           <w:b/>
         </w:rPr>
-        <w:t>table</w:t>
-      </w:r>
-      <w:r>
-        <w:rPr>
-          <w:b/>
-        </w:rPr>
-        <w:t>s(</w:t>
+        <w:t>Teambuilding</w:t>
+      </w:r>
+      <w:r>
+        <w:rPr>
+          <w:b/>
+        </w:rPr>
+        <w:t>(</w:t>
+      </w:r>
+      <w:proofErr w:type="gramEnd"/>
+      <w:r>
+        <w:rPr>
+          <w:b/>
+        </w:rPr>
+        <w:t xml:space="preserve">in </w:t>
       </w:r>
       <w:proofErr w:type="spellStart"/>
+      <w:r>
+        <w:rPr>
+          <w:b/>
+        </w:rPr>
+        <w:t>Slack’with</w:t>
+      </w:r>
+      <w:proofErr w:type="spellEnd"/>
+      <w:r>
+        <w:rPr>
+          <w:b/>
+        </w:rPr>
+        <w:t xml:space="preserve"> @Slack) and</w:t>
+      </w:r>
+      <w:r>
+        <w:rPr>
+          <w:b/>
+        </w:rPr>
+        <w:t xml:space="preserve"> milestone</w:t>
+      </w:r>
+      <w:r>
+        <w:rPr>
+          <w:b/>
+        </w:rPr>
+        <w:t>s</w:t>
+      </w:r>
+      <w:r>
+        <w:rPr>
+          <w:b/>
+        </w:rPr>
+        <w:t xml:space="preserve"> with </w:t>
+      </w:r>
+      <w:r>
+        <w:rPr>
+          <w:b/>
+        </w:rPr>
+        <w:t xml:space="preserve">the </w:t>
+      </w:r>
+      <w:proofErr w:type="spellStart"/>
+      <w:r>
+        <w:rPr>
+          <w:b/>
+        </w:rPr>
+        <w:t>Boss’</w:t>
+      </w:r>
+      <w:r>
+        <w:rPr>
+          <w:b/>
+        </w:rPr>
+        <w:t>Marco</w:t>
+      </w:r>
+      <w:proofErr w:type="spellEnd"/>
+      <w:r>
+        <w:rPr>
+          <w:b/>
+        </w:rPr>
+        <w:t>.</w:t>
+      </w:r>
+    </w:p>
+    <w:p>
+      <w:r>
+        <w:rPr>
+          <w:b/>
+        </w:rPr>
+        <w:t xml:space="preserve">  -</w:t>
+      </w:r>
+      <w:r>
+        <w:t xml:space="preserve">Daily </w:t>
+      </w:r>
+      <w:r>
+        <w:t>((</w:t>
+      </w:r>
+      <w:r>
+        <w:t>iOS</w:t>
+      </w:r>
+      <w:r>
+        <w:t>))’</w:t>
+      </w:r>
+      <w:r>
+        <w:t xml:space="preserve"> builds with Unity and </w:t>
+      </w:r>
+      <w:proofErr w:type="spellStart"/>
+      <w:r>
+        <w:t>Playfab</w:t>
+      </w:r>
+      <w:proofErr w:type="spellEnd"/>
+      <w:r>
+        <w:t xml:space="preserve"> SDK</w:t>
+      </w:r>
+      <w:r>
+        <w:t xml:space="preserve"> </w:t>
+      </w:r>
+      <w:r>
+        <w:rPr>
+          <w:bCs/>
+        </w:rPr>
+        <w:t xml:space="preserve">with </w:t>
+      </w:r>
+      <w:proofErr w:type="spellStart"/>
+      <w:r>
+        <w:rPr>
+          <w:bCs/>
+        </w:rPr>
+        <w:t>Assembla</w:t>
+      </w:r>
+      <w:proofErr w:type="spellEnd"/>
+      <w:r>
+        <w:rPr>
+          <w:bCs/>
+        </w:rPr>
+        <w:t xml:space="preserve"> and {Basecamp}</w:t>
+      </w:r>
+      <w:r>
+        <w:rPr>
+          <w:bCs/>
+        </w:rPr>
+        <w:t>.</w:t>
+      </w:r>
+    </w:p>
+    <w:p>
+      <w:r>
+        <w:rPr>
+          <w:b/>
+        </w:rPr>
+        <w:t xml:space="preserve">  -</w:t>
+      </w:r>
+      <w:r>
+        <w:rPr>
+          <w:b/>
+        </w:rPr>
+        <w:t>(</w:t>
+      </w:r>
+      <w:proofErr w:type="spellStart"/>
+      <w:r>
+        <w:t>iAP</w:t>
+      </w:r>
+      <w:proofErr w:type="spellEnd"/>
+      <w:r>
+        <w:t>)</w:t>
+      </w:r>
+      <w:r>
+        <w:t xml:space="preserve"> setup</w:t>
+      </w:r>
+      <w:r>
+        <w:t>s/purchases</w:t>
+      </w:r>
+      <w:r>
+        <w:t xml:space="preserve"> for iOS devices.</w:t>
+      </w:r>
+    </w:p>
+    <w:p>
+      <w:r>
+        <w:rPr>
+          <w:b/>
+        </w:rPr>
+        <w:t xml:space="preserve">  -</w:t>
+      </w:r>
+      <w:r>
+        <w:t>Daily debug</w:t>
+      </w:r>
+      <w:r>
+        <w:t>s</w:t>
+      </w:r>
+      <w:r>
+        <w:t xml:space="preserve"> of </w:t>
+      </w:r>
+      <w:r>
+        <w:t>the</w:t>
+      </w:r>
+      <w:r>
+        <w:t xml:space="preserve">n </w:t>
+      </w:r>
+      <w:proofErr w:type="spellStart"/>
+      <w:r>
+        <w:t>the’</w:t>
+      </w:r>
+      <w:r>
+        <w:t>example</w:t>
+      </w:r>
+      <w:proofErr w:type="spellEnd"/>
+      <w:r>
+        <w:t xml:space="preserve"> S</w:t>
+      </w:r>
+      <w:r>
+        <w:t>erver</w:t>
+      </w:r>
+      <w:r>
+        <w:t xml:space="preserve"> </w:t>
+      </w:r>
+      <w:proofErr w:type="gramStart"/>
+      <w:r>
+        <w:t>to{</w:t>
+      </w:r>
       <w:proofErr w:type="gramEnd"/>
       <w:r>
-        <w:rPr>
-          <w:b/>
-        </w:rPr>
-        <w:t>Slack’with</w:t>
+        <w:t>--}</w:t>
+      </w:r>
+      <w:r>
+        <w:t>C</w:t>
+      </w:r>
+      <w:r>
+        <w:t xml:space="preserve">lient </w:t>
+      </w:r>
+      <w:r>
+        <w:t xml:space="preserve">with </w:t>
+      </w:r>
+      <w:r>
+        <w:t xml:space="preserve">thee </w:t>
+      </w:r>
+      <w:proofErr w:type="spellStart"/>
+      <w:r>
+        <w:t>online’poker</w:t>
       </w:r>
       <w:proofErr w:type="spellEnd"/>
       <w:r>
-        <w:rPr>
-          <w:b/>
-        </w:rPr>
-        <w:t xml:space="preserve"> @Slack) and</w:t>
-      </w:r>
-      <w:r>
-        <w:rPr>
-          <w:b/>
-        </w:rPr>
-        <w:t xml:space="preserve"> milestone</w:t>
-      </w:r>
-      <w:r>
-        <w:rPr>
-          <w:b/>
-        </w:rPr>
-        <w:t>s</w:t>
-      </w:r>
-      <w:r>
-        <w:rPr>
-          <w:b/>
-        </w:rPr>
-        <w:t xml:space="preserve"> with Marco.</w:t>
-      </w:r>
-    </w:p>
-    <w:p>
-      <w:r>
-        <w:rPr>
-          <w:b/>
-        </w:rPr>
-        <w:t xml:space="preserve">  -</w:t>
-      </w:r>
-      <w:r>
-        <w:t xml:space="preserve">Daily </w:t>
-      </w:r>
-      <w:r>
-        <w:t>((</w:t>
-      </w:r>
-      <w:r>
-        <w:t>iOS</w:t>
-      </w:r>
-      <w:r>
-        <w:t>))’</w:t>
-      </w:r>
-      <w:r>
-        <w:t xml:space="preserve"> builds with Unity and </w:t>
+        <w:t xml:space="preserve"> </w:t>
       </w:r>
       <w:proofErr w:type="spellStart"/>
       <w:r>
-        <w:t>Playfab</w:t>
+        <w:t>gameplay</w:t>
       </w:r>
       <w:proofErr w:type="spellEnd"/>
       <w:r>
-        <w:t xml:space="preserve"> SDK</w:t>
-      </w:r>
-      <w:r>
-        <w:t xml:space="preserve"> </w:t>
-      </w:r>
-      <w:r>
-        <w:rPr>
-          <w:bCs/>
-        </w:rPr>
-        <w:t xml:space="preserve">with </w:t>
-      </w:r>
-      <w:proofErr w:type="spellStart"/>
-      <w:r>
-        <w:rPr>
-          <w:bCs/>
-        </w:rPr>
-        <w:t>Assembla</w:t>
-      </w:r>
-      <w:proofErr w:type="spellEnd"/>
-      <w:r>
-        <w:rPr>
-          <w:bCs/>
-        </w:rPr>
-        <w:t xml:space="preserve"> and {Basecamp}</w:t>
-      </w:r>
-      <w:r>
-        <w:rPr>
-          <w:bCs/>
-        </w:rPr>
         <w:t>.</w:t>
       </w:r>
     </w:p>
@@ -1816,85 +1966,6 @@
         <w:rPr>
           <w:b/>
         </w:rPr>
-        <w:t xml:space="preserve">  -</w:t>
-      </w:r>
-      <w:r>
-        <w:rPr>
-          <w:b/>
-        </w:rPr>
-        <w:t>(</w:t>
-      </w:r>
-      <w:proofErr w:type="spellStart"/>
-      <w:r>
-        <w:t>iAP</w:t>
-      </w:r>
-      <w:proofErr w:type="spellEnd"/>
-      <w:r>
-        <w:t>)</w:t>
-      </w:r>
-      <w:r>
-        <w:t xml:space="preserve"> setup</w:t>
-      </w:r>
-      <w:r>
-        <w:t>s/purchases</w:t>
-      </w:r>
-      <w:r>
-        <w:t xml:space="preserve"> for iOS devices.</w:t>
-      </w:r>
-    </w:p>
-    <w:p>
-      <w:r>
-        <w:rPr>
-          <w:b/>
-        </w:rPr>
-        <w:t xml:space="preserve">  -</w:t>
-      </w:r>
-      <w:r>
-        <w:t>Daily debug</w:t>
-      </w:r>
-      <w:r>
-        <w:t>s</w:t>
-      </w:r>
-      <w:r>
-        <w:t xml:space="preserve"> of </w:t>
-      </w:r>
-      <w:r>
-        <w:t>the example S</w:t>
-      </w:r>
-      <w:r>
-        <w:t xml:space="preserve">erver and </w:t>
-      </w:r>
-      <w:r>
-        <w:t>C</w:t>
-      </w:r>
-      <w:r>
-        <w:t xml:space="preserve">lient </w:t>
-      </w:r>
-      <w:r>
-        <w:t xml:space="preserve">with </w:t>
-      </w:r>
-      <w:proofErr w:type="spellStart"/>
-      <w:r>
-        <w:t>online’poker</w:t>
-      </w:r>
-      <w:proofErr w:type="spellEnd"/>
-      <w:r>
-        <w:t xml:space="preserve"> </w:t>
-      </w:r>
-      <w:proofErr w:type="spellStart"/>
-      <w:r>
-        <w:t>gameplay</w:t>
-      </w:r>
-      <w:proofErr w:type="spellEnd"/>
-      <w:r>
-        <w:t>.</w:t>
-      </w:r>
-    </w:p>
-    <w:p>
-      <w:r>
-        <w:rPr>
-          <w:b/>
-        </w:rPr>
         <w:t xml:space="preserve">Designed </w:t>
       </w:r>
       <w:r>
@@ -1915,7 +1986,31 @@
         <w:rPr>
           <w:b/>
         </w:rPr>
-        <w:t>Signed ::-)’N{D}A::-)’;}+/=’</w:t>
+        <w:t>Signed ::-)’N{D}A</w:t>
+      </w:r>
+      <w:r>
+        <w:rPr>
+          <w:b/>
+        </w:rPr>
+        <w:t xml:space="preserve"> for private company then let’go#98{S}{T’)}</w:t>
+      </w:r>
+      <w:r>
+        <w:rPr>
+          <w:b/>
+        </w:rPr>
+        <w:t>::-)’;}+/=</w:t>
+      </w:r>
+      <w:r>
+        <w:rPr>
+          <w:b/>
+        </w:rPr>
+        <w:t>{=}</w:t>
+      </w:r>
+      <w:r>
+        <w:rPr>
+          <w:b/>
+        </w:rPr>
+        <w:t>’</w:t>
       </w:r>
     </w:p>
     <w:p>
@@ -1963,7 +2058,19 @@
         <w:rPr>
           <w:b/>
         </w:rPr>
-        <w:t>’{LLT}</w:t>
+        <w:t>’{LL</w:t>
+      </w:r>
+      <w:r>
+        <w:rPr>
+          <w:b/>
+        </w:rPr>
+        <w:t>{X}</w:t>
+      </w:r>
+      <w:r>
+        <w:rPr>
+          <w:b/>
+        </w:rPr>
+        <w:t>}</w:t>
       </w:r>
       <w:r>
         <w:rPr>
@@ -2065,9 +2172,14 @@
       <w:r>
         <w:t>]#809:---;’-+/[=]</w:t>
       </w:r>
-      <w:r>
-        <w:t>https://shaunmcgovern--focadepartment.tumblr.com/</w:t>
-      </w:r>
+      <w:hyperlink r:id="rId8" w:history="1">
+        <w:r>
+          <w:rPr>
+            <w:rStyle w:val="Hyperlink"/>
+          </w:rPr>
+          <w:t>https://shaunmcgovern--focadepartment.tumblr.com/</w:t>
+        </w:r>
+      </w:hyperlink>
     </w:p>
     <w:p>
       <w:r>
@@ -2089,10 +2201,28 @@
       </w:r>
       <w:proofErr w:type="gramEnd"/>
       <w:r>
+        <w:fldChar w:fldCharType="begin"/>
+      </w:r>
+      <w:r>
+        <w:instrText xml:space="preserve"> HYPERLINK "https://www.instagram.com/roze.glaci8rr88laxx/" </w:instrText>
+      </w:r>
+      <w:r>
+        <w:fldChar w:fldCharType="separate"/>
+      </w:r>
+      <w:r>
+        <w:rPr>
+          <w:rStyle w:val="Hyperlink"/>
+        </w:rPr>
         <w:t>https://</w:t>
       </w:r>
       <w:r>
-        <w:t xml:space="preserve"> www.instagram.com/roze.glaci8rr88laxx/</w:t>
+        <w:rPr>
+          <w:rStyle w:val="Hyperlink"/>
+        </w:rPr>
+        <w:t>www.instagram.com/roze.glaci8rr88laxx/</w:t>
+      </w:r>
+      <w:r>
+        <w:fldChar w:fldCharType="end"/>
       </w:r>
       <w:r>
         <w:t>’P</w:t>
@@ -2107,21 +2237,32 @@
         <w:t>Facebook</w:t>
       </w:r>
       <w:r>
-        <w:t>’[Facebook</w:t>
+        <w:t>’[Facebook]</w:t>
+      </w:r>
+      <w:r>
+        <w:t>:</w:t>
+      </w:r>
+      <w:hyperlink r:id="rId9" w:history="1">
+        <w:r>
+          <w:rPr>
+            <w:rStyle w:val="Hyperlink"/>
+          </w:rPr>
+          <w:t>https://www.facebook.com/shaun.mcgovern.90/</w:t>
+        </w:r>
+      </w:hyperlink>
+      <w:r>
+        <w:t>::’{K</w:t>
+      </w:r>
+      <w:r>
+        <w:t>{K}</w:t>
       </w:r>
       <w:proofErr w:type="gramStart"/>
       <w:r>
-        <w:t>]</w:t>
-      </w:r>
-      <w:r>
-        <w:t>:https://www.facebook.com/shaun.mcgovern.90/</w:t>
-      </w:r>
-      <w:r>
-        <w:t>::</w:t>
+        <w:t>}:-;:</w:t>
       </w:r>
       <w:proofErr w:type="gramEnd"/>
       <w:r>
-        <w:t>’{K}:-;:--“;?/’P</w:t>
+        <w:t>--“;?/’P</w:t>
       </w:r>
       <w:r>
         <w:tab/>
@@ -2130,8 +2271,16 @@
         <w:t>K’</w:t>
       </w:r>
       <w:r>
-        <w:t>Youtube:https://www.youtube.com/channel/UC9-7okFD2r3YO2NMeQFZshw/videos</w:t>
-      </w:r>
+        <w:t>Youtube:</w:t>
+      </w:r>
+      <w:hyperlink r:id="rId10" w:history="1">
+        <w:r>
+          <w:rPr>
+            <w:rStyle w:val="Hyperlink"/>
+          </w:rPr>
+          <w:t>https://www.youtube.com/channel/UC9-7okFD2r3YO2NMeQFZshw/videos</w:t>
+        </w:r>
+      </w:hyperlink>
     </w:p>
     <w:p>
       <w:pPr>
@@ -2381,6 +2530,29 @@
         </w:rPr>
         <w:t>’{KAST}</w:t>
       </w:r>
+      <w:r>
+        <w:rPr>
+          <w:b/>
+          <w:bCs/>
+        </w:rPr>
+        <w:t>’</w:t>
+      </w:r>
+      <w:proofErr w:type="gramStart"/>
+      <w:r>
+        <w:rPr>
+          <w:b/>
+          <w:bCs/>
+        </w:rPr>
+        <w:t>{:K</w:t>
+      </w:r>
+      <w:proofErr w:type="gramEnd"/>
+      <w:r>
+        <w:rPr>
+          <w:b/>
+          <w:bCs/>
+        </w:rPr>
+        <w:t>:AST}’{l}</w:t>
+      </w:r>
     </w:p>
     <w:p/>
     <w:p>
@@ -2451,6 +2623,12 @@
         <w:rPr>
           <w:b/>
         </w:rPr>
+        <w:t>G’</w:t>
+      </w:r>
+      <w:r>
+        <w:rPr>
+          <w:b/>
+        </w:rPr>
         <w:t>rainer-P(*)80*9</w:t>
       </w:r>
     </w:p>
@@ -2521,145 +2699,144 @@
         </w:rPr>
         <w:t>Barack Obama Inc</w:t>
       </w:r>
+      <w:proofErr w:type="gramStart"/>
+      <w:r>
+        <w:rPr>
+          <w:bCs/>
+        </w:rPr>
+        <w:t>’{</w:t>
+      </w:r>
+      <w:proofErr w:type="gramEnd"/>
+      <w:r>
+        <w:rPr>
+          <w:bCs/>
+        </w:rPr>
+        <w:t>Barack Obama Inc}</w:t>
+      </w:r>
       <w:r>
         <w:rPr>
           <w:bCs/>
         </w:rPr>
         <w:t>*20/26</w:t>
       </w:r>
+      <w:r>
+        <w:rPr>
+          <w:bCs/>
+        </w:rPr>
+        <w:t>(./::)’PST:09</w:t>
+      </w:r>
+    </w:p>
+    <w:p>
+      <w:pPr>
+        <w:rPr>
+          <w:b/>
+          <w:bCs/>
+        </w:rPr>
+      </w:pPr>
+    </w:p>
+    <w:p>
+      <w:pPr>
+        <w:rPr>
+          <w:b/>
+          <w:bCs/>
+        </w:rPr>
+      </w:pPr>
+      <w:r>
+        <w:rPr>
+          <w:b/>
+          <w:bCs/>
+        </w:rPr>
+        <w:t xml:space="preserve">Bartender, </w:t>
+      </w:r>
+      <w:proofErr w:type="spellStart"/>
+      <w:r>
+        <w:rPr>
+          <w:b/>
+          <w:bCs/>
+        </w:rPr>
+        <w:t>DoorMan</w:t>
+      </w:r>
+      <w:proofErr w:type="spellEnd"/>
+      <w:r>
+        <w:rPr>
+          <w:b/>
+          <w:bCs/>
+        </w:rPr>
+        <w:t xml:space="preserve">, </w:t>
+      </w:r>
+      <w:proofErr w:type="spellStart"/>
+      <w:r>
+        <w:rPr>
+          <w:b/>
+          <w:bCs/>
+        </w:rPr>
+        <w:t>Bar</w:t>
+      </w:r>
+      <w:r>
+        <w:rPr>
+          <w:b/>
+          <w:bCs/>
+        </w:rPr>
+        <w:t>B</w:t>
+      </w:r>
+      <w:r>
+        <w:rPr>
+          <w:b/>
+          <w:bCs/>
+        </w:rPr>
+        <w:t>ack</w:t>
+      </w:r>
+      <w:proofErr w:type="spellEnd"/>
+      <w:r>
+        <w:rPr>
+          <w:b/>
+          <w:bCs/>
+        </w:rPr>
+        <w:t>, Bus</w:t>
+      </w:r>
+      <w:r>
+        <w:rPr>
+          <w:b/>
+          <w:bCs/>
+        </w:rPr>
+        <w:t>/</w:t>
+      </w:r>
+      <w:r>
+        <w:rPr>
+          <w:b/>
+          <w:bCs/>
+        </w:rPr>
+        <w:t>boy</w:t>
+      </w:r>
+      <w:r>
+        <w:rPr>
+          <w:b/>
+          <w:bCs/>
+        </w:rPr>
+        <w:t>, Dis</w:t>
+      </w:r>
+      <w:r>
+        <w:rPr>
+          <w:b/>
+          <w:bCs/>
+        </w:rPr>
+        <w:t>h</w:t>
+      </w:r>
+      <w:r>
+        <w:rPr>
+          <w:b/>
+          <w:bCs/>
+        </w:rPr>
+        <w:t xml:space="preserve">washer, </w:t>
+      </w:r>
+      <w:proofErr w:type="spellStart"/>
       <w:proofErr w:type="gramStart"/>
       <w:r>
         <w:rPr>
-          <w:bCs/>
-        </w:rPr>
-        <w:t>(./</w:t>
-      </w:r>
-      <w:proofErr w:type="gramEnd"/>
-      <w:r>
-        <w:rPr>
-          <w:bCs/>
-        </w:rPr>
-        <w:t>::)’PST:09</w:t>
-      </w:r>
-    </w:p>
-    <w:p>
-      <w:pPr>
-        <w:rPr>
-          <w:b/>
-          <w:bCs/>
-        </w:rPr>
-      </w:pPr>
-    </w:p>
-    <w:p>
-      <w:pPr>
-        <w:rPr>
-          <w:b/>
-          <w:bCs/>
-        </w:rPr>
-      </w:pPr>
-      <w:r>
-        <w:rPr>
-          <w:b/>
-          <w:bCs/>
-        </w:rPr>
-        <w:t xml:space="preserve">Bartender, </w:t>
-      </w:r>
-      <w:proofErr w:type="spellStart"/>
-      <w:r>
-        <w:rPr>
-          <w:b/>
-          <w:bCs/>
-        </w:rPr>
-        <w:t>DoorMan</w:t>
-      </w:r>
-      <w:proofErr w:type="spellEnd"/>
-      <w:r>
-        <w:rPr>
-          <w:b/>
-          <w:bCs/>
-        </w:rPr>
-        <w:t xml:space="preserve">, </w:t>
-      </w:r>
-      <w:proofErr w:type="spellStart"/>
-      <w:r>
-        <w:rPr>
-          <w:b/>
-          <w:bCs/>
-        </w:rPr>
-        <w:t>Bar</w:t>
-      </w:r>
-      <w:r>
-        <w:rPr>
-          <w:b/>
-          <w:bCs/>
-        </w:rPr>
-        <w:t>B</w:t>
-      </w:r>
-      <w:r>
-        <w:rPr>
-          <w:b/>
-          <w:bCs/>
-        </w:rPr>
-        <w:t>ack</w:t>
-      </w:r>
-      <w:proofErr w:type="spellEnd"/>
-      <w:r>
-        <w:rPr>
-          <w:b/>
-          <w:bCs/>
-        </w:rPr>
-        <w:t>, Bus</w:t>
-      </w:r>
-      <w:r>
-        <w:rPr>
-          <w:b/>
-          <w:bCs/>
-        </w:rPr>
-        <w:t>/</w:t>
-      </w:r>
-      <w:r>
-        <w:rPr>
-          <w:b/>
-          <w:bCs/>
-        </w:rPr>
-        <w:t>boy</w:t>
-      </w:r>
-      <w:r>
-        <w:rPr>
-          <w:b/>
-          <w:bCs/>
-        </w:rPr>
-        <w:t>, Dis</w:t>
-      </w:r>
-      <w:r>
-        <w:rPr>
-          <w:b/>
-          <w:bCs/>
-        </w:rPr>
-        <w:t>h</w:t>
-      </w:r>
-      <w:r>
-        <w:rPr>
-          <w:b/>
-          <w:bCs/>
-        </w:rPr>
-        <w:t xml:space="preserve">washer, </w:t>
-      </w:r>
-      <w:proofErr w:type="gramStart"/>
-      <w:r>
-        <w:rPr>
-          <w:b/>
-          <w:bCs/>
-        </w:rPr>
-        <w:t>U</w:t>
-      </w:r>
-      <w:proofErr w:type="spellStart"/>
-      <w:r>
-        <w:rPr>
-          <w:b/>
-          <w:bCs/>
-        </w:rPr>
-        <w:t>tilityMan’PS:T</w:t>
+          <w:b/>
+          <w:bCs/>
+        </w:rPr>
+        <w:t>UtilityMan’PS:T</w:t>
       </w:r>
       <w:proofErr w:type="spellEnd"/>
       <w:proofErr w:type="gramEnd"/>
@@ -2707,26 +2884,50 @@
         </w:rPr>
       </w:pPr>
       <w:r>
+        <w:rPr>
+          <w:b/>
+          <w:bCs/>
+        </w:rPr>
         <w:t xml:space="preserve">Chicago, </w:t>
       </w:r>
       <w:proofErr w:type="spellStart"/>
       <w:r>
+        <w:rPr>
+          <w:b/>
+          <w:bCs/>
+        </w:rPr>
         <w:t>I</w:t>
       </w:r>
       <w:r>
+        <w:rPr>
+          <w:b/>
+          <w:bCs/>
+        </w:rPr>
         <w:t>lli</w:t>
       </w:r>
       <w:proofErr w:type="spellEnd"/>
       <w:r>
+        <w:rPr>
+          <w:b/>
+          <w:bCs/>
+        </w:rPr>
         <w:t>{</w:t>
       </w:r>
       <w:proofErr w:type="spellStart"/>
       <w:r>
+        <w:rPr>
+          <w:b/>
+          <w:bCs/>
+        </w:rPr>
         <w:t>nois</w:t>
       </w:r>
       <w:proofErr w:type="spellEnd"/>
       <w:proofErr w:type="gramStart"/>
       <w:r>
+        <w:rPr>
+          <w:b/>
+          <w:bCs/>
+        </w:rPr>
         <w:t>}</w:t>
       </w:r>
       <w:r>
@@ -2745,7 +2946,17 @@
         <w:t>10 years of experience</w:t>
       </w:r>
       <w:r>
-        <w:t>)::-)’B{l}L{</w:t>
+        <w:t>)::-)</w:t>
+      </w:r>
+      <w:r>
+        <w:rPr>
+          <w:b/>
+          <w:bCs/>
+        </w:rPr>
+        <w:t>’B</w:t>
+      </w:r>
+      <w:r>
+        <w:t>{l}L{</w:t>
       </w:r>
       <w:proofErr w:type="spellStart"/>
       <w:r>
@@ -2817,7 +3028,16 @@
       </w:r>
       <w:proofErr w:type="spellEnd"/>
       <w:r>
-        <w:t xml:space="preserve">(now </w:t>
+        <w:t>—{-}</w:t>
+      </w:r>
+      <w:r>
+        <w:t>(</w:t>
+      </w:r>
+      <w:r>
+        <w:t xml:space="preserve">is </w:t>
+      </w:r>
+      <w:r>
+        <w:t xml:space="preserve">now </w:t>
       </w:r>
       <w:proofErr w:type="spellStart"/>
       <w:r>
@@ -2868,7 +3088,21 @@
         <w:t xml:space="preserve">, </w:t>
       </w:r>
       <w:r>
-        <w:t>SI Bowl(Carbondale)::-;</w:t>
+        <w:t>SI Bowl(</w:t>
+      </w:r>
+      <w:proofErr w:type="spellStart"/>
+      <w:r>
+        <w:t>Carbondale</w:t>
+      </w:r>
+      <w:r>
+        <w:t>’Carbondale</w:t>
+      </w:r>
+      <w:proofErr w:type="spellEnd"/>
+      <w:r>
+        <w:t>\’</w:t>
+      </w:r>
+      <w:r>
+        <w:t>)::-;</w:t>
       </w:r>
     </w:p>
     <w:p>
@@ -2884,10 +3118,13 @@
       </w:r>
       <w:proofErr w:type="gramEnd"/>
       <w:r>
-        <w:t>Oak Park), Bob San(Wicker Park), D4 Irish Pub(Gold Coast)</w:t>
-      </w:r>
-      <w:r>
-        <w:t>::-;</w:t>
+        <w:t>Oak Park), Bob San(Wicker Park), D4</w:t>
+      </w:r>
+      <w:r>
+        <w:t>{D4}</w:t>
+      </w:r>
+      <w:r>
+        <w:t xml:space="preserve"> Irish Pub(Gold Coast)::-;</w:t>
       </w:r>
     </w:p>
     <w:p>
@@ -2903,10 +3140,13 @@
       </w:r>
       <w:proofErr w:type="gramEnd"/>
       <w:r>
-        <w:t>Ukrainian Village), Wave now Current(River North)</w:t>
-      </w:r>
-      <w:r>
-        <w:t>::-;</w:t>
+        <w:t xml:space="preserve">Ukrainian Village), Wave now </w:t>
+      </w:r>
+      <w:r>
+        <w:t xml:space="preserve">called </w:t>
+      </w:r>
+      <w:r>
+        <w:t>Current(River North)::-;</w:t>
       </w:r>
       <w:r>
         <w:t xml:space="preserve">      </w:t>
